--- a/policies/build/chapters_v2/COP/HCO_COP_19_v2_REWRITE_DRAFT.docx
+++ b/policies/build/chapters_v2/COP/HCO_COP_19_v2_REWRITE_DRAFT.docx
@@ -1538,14 +1538,6 @@
     </w:p>
     <w:p>
       <w:pPr>
-        <w:pStyle w:val="ListNumber"/>
-      </w:pPr>
-      <w:r>
-        <w:t>Guidebook interpretation supplied for COP.19.a through COP.19.e.</w:t>
-      </w:r>
-    </w:p>
-    <w:p>
-      <w:pPr>
         <w:pStyle w:val="Heading1"/>
       </w:pPr>
       <w:r>

--- a/policies/build/chapters_v2/COP/HCO_COP_19_v2_REWRITE_DRAFT.docx
+++ b/policies/build/chapters_v2/COP/HCO_COP_19_v2_REWRITE_DRAFT.docx
@@ -1545,9 +1545,23 @@
       </w:r>
     </w:p>
     <w:p>
-      <w:pPr/>
       <w:r>
-        <w:t>This policy reorganises the supplied COP.19 objective elements and approved plain-language content into policy format. No formal stop-work section is included — COP.19 is not in the accreditation stop-work proposals. The screener role (doctor or nurse only) and the assessor role (dietician only) are stated as distinct mandatory roles in the Non-negotiable rules, Section 5.1 and 5.2, the governance table, the quality monitoring table, the traceability table, the evidence checklist, and the training section — neither role may be performed by the other. The three minimum assessment output elements (planning, preparation, distribution) are preserved exactly. The three-party diet planning collaboration (dietician, treating doctor, patient or relative) and the three mandatory patient factors (food allergies, food habits, likes and dislikes) are all preserved. The uniform medical record location requirement for diet orders is stated in the Non-negotiable rules and Section 5.4. The two distinct obligations for family-provided food (education AND monitoring) are preserved separately in Section 5.5, the quality monitoring table, the traceability table, and the evidence checklist.</w:t>
+        <w:t>This document is a template prepared for the guidance of «Hospital Name» and must be reviewed, adapted and formally approved by «Hospital Name» before use. Every entry marked ________ must be completed before the document is issued.</w:t>
+      </w:r>
+    </w:p>
+    <w:p>
+      <w:r>
+        <w:t>The requirements in this document are accreditation requirements of the NABH Full Accreditation Standards for Hospitals, 6th Edition, not duties under a named Act of Parliament. Statutory duties that arise under other documents of «Hospital Name» remain those documents. «Hospital Name» is responsible for verifying any statutory duty that applies to it; this document does not constitute legal advice.</w:t>
+      </w:r>
+    </w:p>
+    <w:p>
+      <w:r>
+        <w:t>The clinical and technical content reflects recognised national and international guidance current at the date of preparation. «Hospital Name» remains responsible for verifying that it is current and consistent with the edition of the accreditation standard against which it is being assessed.</w:t>
+      </w:r>
+    </w:p>
+    <w:p>
+      <w:r>
+        <w:t>This document is not issued by, endorsed by, or affiliated with NABH or any other body named in it. Wording is original; no text has been reproduced from the standards, rules or guidelines referenced.</w:t>
       </w:r>
     </w:p>
     <w:sectPr>
